--- a/ai_11/dmytro_rud/epic_2/epic_2_report_dmitro_rud.docx
+++ b/ai_11/dmytro_rud/epic_2/epic_2_report_dmitro_rud.docx
@@ -6985,19 +6985,6 @@
     </w:p>
     <w:p>
       <w:pPr>
-        <w:jc w:val="both"/>
-        <w:rPr>
-          <w:rFonts w:ascii="Times New Roman" w:eastAsia="Times New Roman" w:hAnsi="Times New Roman" w:cs="Times New Roman"/>
-          <w:b/>
-          <w:bCs/>
-          <w:sz w:val="24"/>
-          <w:szCs w:val="24"/>
-          <w:lang w:val="uk-UA"/>
-        </w:rPr>
-      </w:pPr>
-    </w:p>
-    <w:p>
-      <w:pPr>
         <w:pStyle w:val="2"/>
         <w:spacing w:before="40" w:after="0"/>
         <w:jc w:val="both"/>
@@ -7005,10 +6992,22 @@
           <w:rFonts w:ascii="Times New Roman" w:eastAsia="Times New Roman" w:hAnsi="Times New Roman" w:cs="Times New Roman"/>
           <w:b/>
           <w:bCs/>
+          <w:sz w:val="28"/>
+          <w:szCs w:val="28"/>
+          <w:lang w:val="uk-UA"/>
+        </w:rPr>
+      </w:pPr>
+      <w:r>
+        <w:rPr>
+          <w:rFonts w:ascii="Times New Roman" w:eastAsia="Times New Roman" w:hAnsi="Times New Roman" w:cs="Times New Roman"/>
+          <w:b/>
+          <w:bCs/>
           <w:sz w:val="26"/>
           <w:szCs w:val="26"/>
-        </w:rPr>
-      </w:pPr>
+          <w:lang w:val="uk-UA"/>
+        </w:rPr>
+        <w:t>2</w:t>
+      </w:r>
       <w:r>
         <w:rPr>
           <w:rFonts w:ascii="Times New Roman" w:eastAsia="Times New Roman" w:hAnsi="Times New Roman" w:cs="Times New Roman"/>
@@ -7017,7 +7016,7 @@
           <w:sz w:val="26"/>
           <w:szCs w:val="26"/>
         </w:rPr>
-        <w:t>2.</w:t>
+        <w:t>.</w:t>
       </w:r>
       <w:r>
         <w:rPr>
@@ -7028,16 +7027,39 @@
           <w:szCs w:val="26"/>
         </w:rPr>
         <w:tab/>
-        <w:t xml:space="preserve">Дизайн та планована оцінка часу виконання завдань: </w:t>
-      </w:r>
-    </w:p>
-    <w:p>
-      <w:pPr>
-        <w:jc w:val="both"/>
-        <w:rPr>
-          <w:rFonts w:eastAsia="Times New Roman"/>
-          <w:b/>
-          <w:bCs/>
+      </w:r>
+      <w:r>
+        <w:rPr>
+          <w:rFonts w:ascii="Times New Roman" w:eastAsia="Times New Roman" w:hAnsi="Times New Roman" w:cs="Times New Roman"/>
+          <w:b/>
+          <w:bCs/>
+          <w:sz w:val="28"/>
+          <w:szCs w:val="28"/>
+          <w:lang w:val="uk-UA"/>
+        </w:rPr>
+        <w:t>Завдання на калькуляції в двійковій системі</w:t>
+      </w:r>
+      <w:r>
+        <w:rPr>
+          <w:rFonts w:ascii="Times New Roman" w:eastAsia="Times New Roman" w:hAnsi="Times New Roman" w:cs="Times New Roman"/>
+          <w:b/>
+          <w:bCs/>
+          <w:sz w:val="28"/>
+          <w:szCs w:val="28"/>
+          <w:lang w:val="uk-UA"/>
+        </w:rPr>
+        <w:t>:</w:t>
+      </w:r>
+    </w:p>
+    <w:p>
+      <w:pPr>
+        <w:jc w:val="both"/>
+        <w:rPr>
+          <w:rFonts w:ascii="Times New Roman" w:eastAsia="Times New Roman" w:hAnsi="Times New Roman" w:cs="Times New Roman"/>
+          <w:b/>
+          <w:bCs/>
+          <w:sz w:val="24"/>
+          <w:szCs w:val="24"/>
           <w:lang w:val="uk-UA"/>
         </w:rPr>
       </w:pPr>
@@ -7060,7 +7082,7 @@
           <w:szCs w:val="24"/>
           <w:lang w:val="uk-UA"/>
         </w:rPr>
-        <w:t>2</w:t>
+        <w:t>6</w:t>
       </w:r>
       <w:r>
         <w:rPr>
@@ -7075,341 +7097,127 @@
       <w:proofErr w:type="spellStart"/>
       <w:r>
         <w:rPr>
-          <w:rFonts w:eastAsia="Times New Roman"/>
-          <w:b/>
-          <w:bCs/>
-          <w:lang w:val="uk-UA"/>
-        </w:rPr>
-        <w:t>Requirements</w:t>
-      </w:r>
-      <w:proofErr w:type="spellEnd"/>
-      <w:r>
-        <w:rPr>
-          <w:rFonts w:eastAsia="Times New Roman"/>
-          <w:b/>
-          <w:bCs/>
-          <w:lang w:val="uk-UA"/>
+          <w:rFonts w:ascii="Times New Roman" w:eastAsia="Times New Roman" w:hAnsi="Times New Roman" w:cs="Times New Roman"/>
+          <w:b/>
+          <w:bCs/>
+          <w:sz w:val="24"/>
+          <w:szCs w:val="24"/>
+        </w:rPr>
+        <w:t>Experimental</w:t>
+      </w:r>
+      <w:proofErr w:type="spellEnd"/>
+      <w:r>
+        <w:rPr>
+          <w:rFonts w:ascii="Times New Roman" w:eastAsia="Times New Roman" w:hAnsi="Times New Roman" w:cs="Times New Roman"/>
+          <w:b/>
+          <w:bCs/>
+          <w:sz w:val="24"/>
+          <w:szCs w:val="24"/>
         </w:rPr>
         <w:t xml:space="preserve"> </w:t>
       </w:r>
       <w:proofErr w:type="spellStart"/>
       <w:r>
         <w:rPr>
-          <w:rFonts w:eastAsia="Times New Roman"/>
-          <w:b/>
-          <w:bCs/>
-          <w:lang w:val="uk-UA"/>
-        </w:rPr>
-        <w:t>management</w:t>
-      </w:r>
-      <w:proofErr w:type="spellEnd"/>
-      <w:r>
-        <w:rPr>
-          <w:rFonts w:eastAsia="Times New Roman"/>
-          <w:b/>
-          <w:bCs/>
-          <w:lang w:val="uk-UA"/>
-        </w:rPr>
-        <w:t xml:space="preserve"> (</w:t>
-      </w:r>
-      <w:proofErr w:type="spellStart"/>
-      <w:r>
-        <w:rPr>
-          <w:rFonts w:eastAsia="Times New Roman"/>
-          <w:b/>
-          <w:bCs/>
-          <w:lang w:val="uk-UA"/>
-        </w:rPr>
-        <w:t>understand</w:t>
-      </w:r>
-      <w:proofErr w:type="spellEnd"/>
-      <w:r>
-        <w:rPr>
-          <w:rFonts w:eastAsia="Times New Roman"/>
-          <w:b/>
-          <w:bCs/>
-          <w:lang w:val="uk-UA"/>
+          <w:rFonts w:ascii="Times New Roman" w:eastAsia="Times New Roman" w:hAnsi="Times New Roman" w:cs="Times New Roman"/>
+          <w:b/>
+          <w:bCs/>
+          <w:sz w:val="24"/>
+          <w:szCs w:val="24"/>
+        </w:rPr>
+        <w:t>Exercises</w:t>
+      </w:r>
+      <w:proofErr w:type="spellEnd"/>
+      <w:r>
+        <w:rPr>
+          <w:rFonts w:ascii="Times New Roman" w:eastAsia="Times New Roman" w:hAnsi="Times New Roman" w:cs="Times New Roman"/>
+          <w:b/>
+          <w:bCs/>
+          <w:sz w:val="24"/>
+          <w:szCs w:val="24"/>
         </w:rPr>
         <w:t xml:space="preserve"> </w:t>
       </w:r>
       <w:proofErr w:type="spellStart"/>
       <w:r>
         <w:rPr>
-          <w:rFonts w:eastAsia="Times New Roman"/>
-          <w:b/>
-          <w:bCs/>
-          <w:lang w:val="uk-UA"/>
-        </w:rPr>
-        <w:t>tasks</w:t>
-      </w:r>
-      <w:proofErr w:type="spellEnd"/>
-      <w:r>
-        <w:rPr>
-          <w:rFonts w:eastAsia="Times New Roman"/>
-          <w:b/>
-          <w:bCs/>
-          <w:lang w:val="uk-UA"/>
-        </w:rPr>
-        <w:t xml:space="preserve">) </w:t>
-      </w:r>
-      <w:proofErr w:type="spellStart"/>
-      <w:r>
-        <w:rPr>
-          <w:rFonts w:eastAsia="Times New Roman"/>
-          <w:b/>
-          <w:bCs/>
-          <w:lang w:val="uk-UA"/>
-        </w:rPr>
-        <w:t>and</w:t>
-      </w:r>
-      <w:proofErr w:type="spellEnd"/>
-      <w:r>
-        <w:rPr>
-          <w:rFonts w:eastAsia="Times New Roman"/>
-          <w:b/>
-          <w:bCs/>
-          <w:lang w:val="uk-UA"/>
+          <w:rFonts w:ascii="Times New Roman" w:eastAsia="Times New Roman" w:hAnsi="Times New Roman" w:cs="Times New Roman"/>
+          <w:b/>
+          <w:bCs/>
+          <w:sz w:val="24"/>
+          <w:szCs w:val="24"/>
+        </w:rPr>
+        <w:t>Activities</w:t>
+      </w:r>
+      <w:proofErr w:type="spellEnd"/>
+      <w:r>
+        <w:rPr>
+          <w:rFonts w:ascii="Times New Roman" w:eastAsia="Times New Roman" w:hAnsi="Times New Roman" w:cs="Times New Roman"/>
+          <w:b/>
+          <w:bCs/>
+          <w:sz w:val="24"/>
+          <w:szCs w:val="24"/>
+        </w:rPr>
+        <w:t xml:space="preserve"> - </w:t>
+      </w:r>
+      <w:proofErr w:type="spellStart"/>
+      <w:r>
+        <w:rPr>
+          <w:rFonts w:ascii="Times New Roman" w:eastAsia="Times New Roman" w:hAnsi="Times New Roman" w:cs="Times New Roman"/>
+          <w:b/>
+          <w:bCs/>
+          <w:sz w:val="24"/>
+          <w:szCs w:val="24"/>
+        </w:rPr>
+        <w:t>Binary</w:t>
+      </w:r>
+      <w:proofErr w:type="spellEnd"/>
+      <w:r>
+        <w:rPr>
+          <w:rFonts w:ascii="Times New Roman" w:eastAsia="Times New Roman" w:hAnsi="Times New Roman" w:cs="Times New Roman"/>
+          <w:b/>
+          <w:bCs/>
+          <w:sz w:val="24"/>
+          <w:szCs w:val="24"/>
         </w:rPr>
         <w:t xml:space="preserve"> </w:t>
       </w:r>
       <w:proofErr w:type="spellStart"/>
       <w:r>
         <w:rPr>
-          <w:rFonts w:eastAsia="Times New Roman"/>
-          <w:b/>
-          <w:bCs/>
-          <w:lang w:val="uk-UA"/>
-        </w:rPr>
-        <w:t>design</w:t>
-      </w:r>
-      <w:proofErr w:type="spellEnd"/>
-      <w:r>
-        <w:rPr>
-          <w:rFonts w:eastAsia="Times New Roman"/>
-          <w:b/>
-          <w:bCs/>
-          <w:lang w:val="uk-UA"/>
-        </w:rPr>
-        <w:t xml:space="preserve"> </w:t>
-      </w:r>
-      <w:proofErr w:type="spellStart"/>
-      <w:r>
-        <w:rPr>
-          <w:rFonts w:eastAsia="Times New Roman"/>
-          <w:b/>
-          <w:bCs/>
-          <w:lang w:val="uk-UA"/>
-        </w:rPr>
-        <w:t>activities</w:t>
-      </w:r>
-      <w:proofErr w:type="spellEnd"/>
-      <w:r>
-        <w:rPr>
-          <w:rFonts w:eastAsia="Times New Roman"/>
-          <w:b/>
-          <w:bCs/>
-          <w:lang w:val="uk-UA"/>
-        </w:rPr>
-        <w:t xml:space="preserve"> (</w:t>
-      </w:r>
-      <w:proofErr w:type="spellStart"/>
-      <w:r>
-        <w:rPr>
-          <w:rFonts w:eastAsia="Times New Roman"/>
-          <w:b/>
-          <w:bCs/>
-          <w:lang w:val="uk-UA"/>
-        </w:rPr>
-        <w:t>draw</w:t>
-      </w:r>
-      <w:proofErr w:type="spellEnd"/>
-      <w:r>
-        <w:rPr>
-          <w:rFonts w:eastAsia="Times New Roman"/>
-          <w:b/>
-          <w:bCs/>
-          <w:lang w:val="uk-UA"/>
-        </w:rPr>
-        <w:t xml:space="preserve"> </w:t>
-      </w:r>
-      <w:proofErr w:type="spellStart"/>
-      <w:r>
-        <w:rPr>
-          <w:rFonts w:eastAsia="Times New Roman"/>
-          <w:b/>
-          <w:bCs/>
-          <w:lang w:val="uk-UA"/>
-        </w:rPr>
-        <w:t>flow</w:t>
-      </w:r>
-      <w:proofErr w:type="spellEnd"/>
-      <w:r>
-        <w:rPr>
-          <w:rFonts w:eastAsia="Times New Roman"/>
-          <w:b/>
-          <w:bCs/>
-          <w:lang w:val="uk-UA"/>
-        </w:rPr>
-        <w:t xml:space="preserve"> </w:t>
-      </w:r>
-      <w:proofErr w:type="spellStart"/>
-      <w:r>
-        <w:rPr>
-          <w:rFonts w:eastAsia="Times New Roman"/>
-          <w:b/>
-          <w:bCs/>
-          <w:lang w:val="uk-UA"/>
-        </w:rPr>
-        <w:t>diagram</w:t>
-      </w:r>
-      <w:proofErr w:type="spellEnd"/>
-      <w:r>
-        <w:rPr>
-          <w:rFonts w:eastAsia="Times New Roman"/>
-          <w:b/>
-          <w:bCs/>
-          <w:lang w:val="uk-UA"/>
-        </w:rPr>
-        <w:t xml:space="preserve"> </w:t>
-      </w:r>
-      <w:proofErr w:type="spellStart"/>
-      <w:r>
-        <w:rPr>
-          <w:rFonts w:eastAsia="Times New Roman"/>
-          <w:b/>
-          <w:bCs/>
-          <w:lang w:val="uk-UA"/>
-        </w:rPr>
-        <w:t>and</w:t>
-      </w:r>
-      <w:proofErr w:type="spellEnd"/>
-      <w:r>
-        <w:rPr>
-          <w:rFonts w:eastAsia="Times New Roman"/>
-          <w:b/>
-          <w:bCs/>
-          <w:lang w:val="uk-UA"/>
-        </w:rPr>
-        <w:t xml:space="preserve"> </w:t>
-      </w:r>
-      <w:proofErr w:type="spellStart"/>
-      <w:r>
-        <w:rPr>
-          <w:rFonts w:eastAsia="Times New Roman"/>
-          <w:b/>
-          <w:bCs/>
-          <w:lang w:val="uk-UA"/>
-        </w:rPr>
-        <w:t>estimate</w:t>
-      </w:r>
-      <w:proofErr w:type="spellEnd"/>
-      <w:r>
-        <w:rPr>
-          <w:rFonts w:eastAsia="Times New Roman"/>
-          <w:b/>
-          <w:bCs/>
-          <w:lang w:val="uk-UA"/>
-        </w:rPr>
-        <w:t xml:space="preserve"> </w:t>
-      </w:r>
-      <w:proofErr w:type="spellStart"/>
-      <w:r>
-        <w:rPr>
-          <w:rFonts w:eastAsia="Times New Roman"/>
-          <w:b/>
-          <w:bCs/>
-          <w:lang w:val="uk-UA"/>
-        </w:rPr>
-        <w:t>tasks</w:t>
-      </w:r>
-      <w:proofErr w:type="spellEnd"/>
-      <w:r>
-        <w:rPr>
-          <w:rFonts w:eastAsia="Times New Roman"/>
-          <w:b/>
-          <w:bCs/>
-          <w:lang w:val="uk-UA"/>
-        </w:rPr>
-        <w:t>)</w:t>
-      </w:r>
-    </w:p>
-    <w:p>
-      <w:pPr>
-        <w:spacing w:line="240" w:lineRule="auto"/>
-        <w:ind w:left="720"/>
-        <w:jc w:val="center"/>
-        <w:rPr>
-          <w:rFonts w:ascii="Times New Roman" w:eastAsia="Times New Roman" w:hAnsi="Times New Roman" w:cs="Times New Roman"/>
-          <w:sz w:val="24"/>
-          <w:szCs w:val="24"/>
-          <w:lang w:val="uk-UA"/>
-        </w:rPr>
-      </w:pPr>
-    </w:p>
-    <w:p>
-      <w:pPr>
-        <w:spacing w:line="240" w:lineRule="auto"/>
-        <w:ind w:left="720"/>
-        <w:jc w:val="center"/>
-        <w:rPr>
-          <w:rFonts w:ascii="Times New Roman" w:eastAsia="Times New Roman" w:hAnsi="Times New Roman" w:cs="Times New Roman"/>
-          <w:sz w:val="24"/>
-          <w:szCs w:val="24"/>
-          <w:lang w:val="uk-UA"/>
-        </w:rPr>
-      </w:pPr>
-    </w:p>
-    <w:p>
-      <w:pPr>
-        <w:spacing w:line="240" w:lineRule="auto"/>
-        <w:ind w:left="720"/>
-        <w:rPr>
-          <w:rFonts w:ascii="Times New Roman" w:eastAsia="Times New Roman" w:hAnsi="Times New Roman" w:cs="Times New Roman"/>
-          <w:sz w:val="24"/>
-          <w:szCs w:val="24"/>
-          <w:lang w:val="en-US"/>
-        </w:rPr>
-      </w:pPr>
-    </w:p>
-    <w:p>
-      <w:pPr>
-        <w:spacing w:line="240" w:lineRule="auto"/>
-        <w:ind w:left="720"/>
-        <w:jc w:val="center"/>
-        <w:rPr>
-          <w:rFonts w:ascii="Times New Roman" w:eastAsia="Times New Roman" w:hAnsi="Times New Roman" w:cs="Times New Roman"/>
-          <w:sz w:val="24"/>
-          <w:szCs w:val="24"/>
-          <w:lang w:val="en-US"/>
-        </w:rPr>
-      </w:pPr>
-    </w:p>
-    <w:p>
-      <w:pPr>
-        <w:spacing w:line="240" w:lineRule="auto"/>
-        <w:ind w:left="720"/>
-        <w:jc w:val="center"/>
-        <w:rPr>
-          <w:rFonts w:ascii="Times New Roman" w:eastAsia="Times New Roman" w:hAnsi="Times New Roman" w:cs="Times New Roman"/>
-          <w:sz w:val="24"/>
-          <w:szCs w:val="24"/>
-          <w:lang w:val="uk-UA"/>
-        </w:rPr>
-      </w:pPr>
-      <w:r>
-        <w:rPr>
-          <w:rFonts w:ascii="Times New Roman" w:eastAsia="Times New Roman" w:hAnsi="Times New Roman" w:cs="Times New Roman"/>
+          <w:rFonts w:ascii="Times New Roman" w:eastAsia="Times New Roman" w:hAnsi="Times New Roman" w:cs="Times New Roman"/>
+          <w:b/>
+          <w:bCs/>
+          <w:sz w:val="24"/>
+          <w:szCs w:val="24"/>
+        </w:rPr>
+        <w:t>Calculations</w:t>
+      </w:r>
+      <w:proofErr w:type="spellEnd"/>
+    </w:p>
+    <w:p>
+      <w:pPr>
+        <w:rPr>
+          <w:lang w:val="uk-UA"/>
+        </w:rPr>
+      </w:pPr>
+    </w:p>
+    <w:p>
+      <w:pPr>
+        <w:rPr>
+          <w:lang w:val="uk-UA"/>
+        </w:rPr>
+      </w:pPr>
+      <w:r>
+        <w:rPr>
           <w:noProof/>
-          <w:sz w:val="24"/>
-          <w:szCs w:val="24"/>
-          <w:lang w:val="en-US"/>
         </w:rPr>
         <w:lastRenderedPageBreak/>
         <w:drawing>
-          <wp:inline distT="0" distB="0" distL="0" distR="0" wp14:anchorId="67FAA579" wp14:editId="15AB03BA">
-            <wp:extent cx="4328535" cy="6226080"/>
-            <wp:effectExtent l="0" t="0" r="0" b="3810"/>
-            <wp:docPr id="19" name="Рисунок 19"/>
+          <wp:inline distT="0" distB="0" distL="0" distR="0" wp14:anchorId="7ABF55A6" wp14:editId="13107B50">
+            <wp:extent cx="5733415" cy="7613015"/>
+            <wp:effectExtent l="0" t="0" r="635" b="6985"/>
+            <wp:docPr id="12" name="Рисунок 12"/>
             <wp:cNvGraphicFramePr>
               <a:graphicFrameLocks xmlns:a="http://schemas.openxmlformats.org/drawingml/2006/main" noChangeAspect="1"/>
             </wp:cNvGraphicFramePr>
@@ -7429,7 +7237,7 @@
                   <pic:spPr>
                     <a:xfrm>
                       <a:off x="0" y="0"/>
-                      <a:ext cx="4328535" cy="6226080"/>
+                      <a:ext cx="5733415" cy="7613015"/>
                     </a:xfrm>
                     <a:prstGeom prst="rect">
                       <a:avLst/>
@@ -7444,6 +7252,361 @@
     </w:p>
     <w:p>
       <w:pPr>
+        <w:rPr>
+          <w:lang w:val="uk-UA"/>
+        </w:rPr>
+      </w:pPr>
+    </w:p>
+    <w:p>
+      <w:pPr>
+        <w:pStyle w:val="2"/>
+        <w:spacing w:before="40" w:after="0"/>
+        <w:jc w:val="both"/>
+        <w:rPr>
+          <w:rFonts w:ascii="Times New Roman" w:eastAsia="Times New Roman" w:hAnsi="Times New Roman" w:cs="Times New Roman"/>
+          <w:b/>
+          <w:bCs/>
+          <w:sz w:val="26"/>
+          <w:szCs w:val="26"/>
+        </w:rPr>
+      </w:pPr>
+      <w:r>
+        <w:rPr>
+          <w:rFonts w:ascii="Times New Roman" w:eastAsia="Times New Roman" w:hAnsi="Times New Roman" w:cs="Times New Roman"/>
+          <w:b/>
+          <w:bCs/>
+          <w:sz w:val="26"/>
+          <w:szCs w:val="26"/>
+          <w:lang w:val="uk-UA"/>
+        </w:rPr>
+        <w:t>3</w:t>
+      </w:r>
+      <w:r>
+        <w:rPr>
+          <w:rFonts w:ascii="Times New Roman" w:eastAsia="Times New Roman" w:hAnsi="Times New Roman" w:cs="Times New Roman"/>
+          <w:b/>
+          <w:bCs/>
+          <w:sz w:val="26"/>
+          <w:szCs w:val="26"/>
+        </w:rPr>
+        <w:t>.</w:t>
+      </w:r>
+      <w:r>
+        <w:rPr>
+          <w:rFonts w:ascii="Times New Roman" w:eastAsia="Times New Roman" w:hAnsi="Times New Roman" w:cs="Times New Roman"/>
+          <w:b/>
+          <w:bCs/>
+          <w:sz w:val="26"/>
+          <w:szCs w:val="26"/>
+        </w:rPr>
+        <w:tab/>
+        <w:t xml:space="preserve">Дизайн та планована оцінка часу виконання завдань: </w:t>
+      </w:r>
+    </w:p>
+    <w:p>
+      <w:pPr>
+        <w:jc w:val="both"/>
+        <w:rPr>
+          <w:rFonts w:eastAsia="Times New Roman"/>
+          <w:b/>
+          <w:bCs/>
+          <w:lang w:val="uk-UA"/>
+        </w:rPr>
+      </w:pPr>
+      <w:r>
+        <w:rPr>
+          <w:rFonts w:ascii="Times New Roman" w:eastAsia="Times New Roman" w:hAnsi="Times New Roman" w:cs="Times New Roman"/>
+          <w:b/>
+          <w:bCs/>
+          <w:sz w:val="24"/>
+          <w:szCs w:val="24"/>
+        </w:rPr>
+        <w:t>Завдання №</w:t>
+      </w:r>
+      <w:r>
+        <w:rPr>
+          <w:rFonts w:ascii="Times New Roman" w:eastAsia="Times New Roman" w:hAnsi="Times New Roman" w:cs="Times New Roman"/>
+          <w:b/>
+          <w:bCs/>
+          <w:sz w:val="24"/>
+          <w:szCs w:val="24"/>
+          <w:lang w:val="uk-UA"/>
+        </w:rPr>
+        <w:t>2</w:t>
+      </w:r>
+      <w:r>
+        <w:rPr>
+          <w:rFonts w:ascii="Times New Roman" w:eastAsia="Times New Roman" w:hAnsi="Times New Roman" w:cs="Times New Roman"/>
+          <w:b/>
+          <w:bCs/>
+          <w:sz w:val="24"/>
+          <w:szCs w:val="24"/>
+        </w:rPr>
+        <w:t xml:space="preserve"> </w:t>
+      </w:r>
+      <w:proofErr w:type="spellStart"/>
+      <w:r>
+        <w:rPr>
+          <w:rFonts w:eastAsia="Times New Roman"/>
+          <w:b/>
+          <w:bCs/>
+          <w:lang w:val="uk-UA"/>
+        </w:rPr>
+        <w:t>Requirements</w:t>
+      </w:r>
+      <w:proofErr w:type="spellEnd"/>
+      <w:r>
+        <w:rPr>
+          <w:rFonts w:eastAsia="Times New Roman"/>
+          <w:b/>
+          <w:bCs/>
+          <w:lang w:val="uk-UA"/>
+        </w:rPr>
+        <w:t xml:space="preserve"> </w:t>
+      </w:r>
+      <w:proofErr w:type="spellStart"/>
+      <w:r>
+        <w:rPr>
+          <w:rFonts w:eastAsia="Times New Roman"/>
+          <w:b/>
+          <w:bCs/>
+          <w:lang w:val="uk-UA"/>
+        </w:rPr>
+        <w:t>management</w:t>
+      </w:r>
+      <w:proofErr w:type="spellEnd"/>
+      <w:r>
+        <w:rPr>
+          <w:rFonts w:eastAsia="Times New Roman"/>
+          <w:b/>
+          <w:bCs/>
+          <w:lang w:val="uk-UA"/>
+        </w:rPr>
+        <w:t xml:space="preserve"> (</w:t>
+      </w:r>
+      <w:proofErr w:type="spellStart"/>
+      <w:r>
+        <w:rPr>
+          <w:rFonts w:eastAsia="Times New Roman"/>
+          <w:b/>
+          <w:bCs/>
+          <w:lang w:val="uk-UA"/>
+        </w:rPr>
+        <w:t>understand</w:t>
+      </w:r>
+      <w:proofErr w:type="spellEnd"/>
+      <w:r>
+        <w:rPr>
+          <w:rFonts w:eastAsia="Times New Roman"/>
+          <w:b/>
+          <w:bCs/>
+          <w:lang w:val="uk-UA"/>
+        </w:rPr>
+        <w:t xml:space="preserve"> </w:t>
+      </w:r>
+      <w:proofErr w:type="spellStart"/>
+      <w:r>
+        <w:rPr>
+          <w:rFonts w:eastAsia="Times New Roman"/>
+          <w:b/>
+          <w:bCs/>
+          <w:lang w:val="uk-UA"/>
+        </w:rPr>
+        <w:t>tasks</w:t>
+      </w:r>
+      <w:proofErr w:type="spellEnd"/>
+      <w:r>
+        <w:rPr>
+          <w:rFonts w:eastAsia="Times New Roman"/>
+          <w:b/>
+          <w:bCs/>
+          <w:lang w:val="uk-UA"/>
+        </w:rPr>
+        <w:t xml:space="preserve">) </w:t>
+      </w:r>
+      <w:proofErr w:type="spellStart"/>
+      <w:r>
+        <w:rPr>
+          <w:rFonts w:eastAsia="Times New Roman"/>
+          <w:b/>
+          <w:bCs/>
+          <w:lang w:val="uk-UA"/>
+        </w:rPr>
+        <w:t>and</w:t>
+      </w:r>
+      <w:proofErr w:type="spellEnd"/>
+      <w:r>
+        <w:rPr>
+          <w:rFonts w:eastAsia="Times New Roman"/>
+          <w:b/>
+          <w:bCs/>
+          <w:lang w:val="uk-UA"/>
+        </w:rPr>
+        <w:t xml:space="preserve"> </w:t>
+      </w:r>
+      <w:proofErr w:type="spellStart"/>
+      <w:r>
+        <w:rPr>
+          <w:rFonts w:eastAsia="Times New Roman"/>
+          <w:b/>
+          <w:bCs/>
+          <w:lang w:val="uk-UA"/>
+        </w:rPr>
+        <w:t>design</w:t>
+      </w:r>
+      <w:proofErr w:type="spellEnd"/>
+      <w:r>
+        <w:rPr>
+          <w:rFonts w:eastAsia="Times New Roman"/>
+          <w:b/>
+          <w:bCs/>
+          <w:lang w:val="uk-UA"/>
+        </w:rPr>
+        <w:t xml:space="preserve"> </w:t>
+      </w:r>
+      <w:proofErr w:type="spellStart"/>
+      <w:r>
+        <w:rPr>
+          <w:rFonts w:eastAsia="Times New Roman"/>
+          <w:b/>
+          <w:bCs/>
+          <w:lang w:val="uk-UA"/>
+        </w:rPr>
+        <w:t>activities</w:t>
+      </w:r>
+      <w:proofErr w:type="spellEnd"/>
+      <w:r>
+        <w:rPr>
+          <w:rFonts w:eastAsia="Times New Roman"/>
+          <w:b/>
+          <w:bCs/>
+          <w:lang w:val="uk-UA"/>
+        </w:rPr>
+        <w:t xml:space="preserve"> (</w:t>
+      </w:r>
+      <w:proofErr w:type="spellStart"/>
+      <w:r>
+        <w:rPr>
+          <w:rFonts w:eastAsia="Times New Roman"/>
+          <w:b/>
+          <w:bCs/>
+          <w:lang w:val="uk-UA"/>
+        </w:rPr>
+        <w:t>draw</w:t>
+      </w:r>
+      <w:proofErr w:type="spellEnd"/>
+      <w:r>
+        <w:rPr>
+          <w:rFonts w:eastAsia="Times New Roman"/>
+          <w:b/>
+          <w:bCs/>
+          <w:lang w:val="uk-UA"/>
+        </w:rPr>
+        <w:t xml:space="preserve"> </w:t>
+      </w:r>
+      <w:proofErr w:type="spellStart"/>
+      <w:r>
+        <w:rPr>
+          <w:rFonts w:eastAsia="Times New Roman"/>
+          <w:b/>
+          <w:bCs/>
+          <w:lang w:val="uk-UA"/>
+        </w:rPr>
+        <w:t>flow</w:t>
+      </w:r>
+      <w:proofErr w:type="spellEnd"/>
+      <w:r>
+        <w:rPr>
+          <w:rFonts w:eastAsia="Times New Roman"/>
+          <w:b/>
+          <w:bCs/>
+          <w:lang w:val="uk-UA"/>
+        </w:rPr>
+        <w:t xml:space="preserve"> </w:t>
+      </w:r>
+      <w:proofErr w:type="spellStart"/>
+      <w:r>
+        <w:rPr>
+          <w:rFonts w:eastAsia="Times New Roman"/>
+          <w:b/>
+          <w:bCs/>
+          <w:lang w:val="uk-UA"/>
+        </w:rPr>
+        <w:t>diagram</w:t>
+      </w:r>
+      <w:proofErr w:type="spellEnd"/>
+      <w:r>
+        <w:rPr>
+          <w:rFonts w:eastAsia="Times New Roman"/>
+          <w:b/>
+          <w:bCs/>
+          <w:lang w:val="uk-UA"/>
+        </w:rPr>
+        <w:t xml:space="preserve"> </w:t>
+      </w:r>
+      <w:proofErr w:type="spellStart"/>
+      <w:r>
+        <w:rPr>
+          <w:rFonts w:eastAsia="Times New Roman"/>
+          <w:b/>
+          <w:bCs/>
+          <w:lang w:val="uk-UA"/>
+        </w:rPr>
+        <w:t>and</w:t>
+      </w:r>
+      <w:proofErr w:type="spellEnd"/>
+      <w:r>
+        <w:rPr>
+          <w:rFonts w:eastAsia="Times New Roman"/>
+          <w:b/>
+          <w:bCs/>
+          <w:lang w:val="uk-UA"/>
+        </w:rPr>
+        <w:t xml:space="preserve"> </w:t>
+      </w:r>
+      <w:proofErr w:type="spellStart"/>
+      <w:r>
+        <w:rPr>
+          <w:rFonts w:eastAsia="Times New Roman"/>
+          <w:b/>
+          <w:bCs/>
+          <w:lang w:val="uk-UA"/>
+        </w:rPr>
+        <w:t>estimate</w:t>
+      </w:r>
+      <w:proofErr w:type="spellEnd"/>
+      <w:r>
+        <w:rPr>
+          <w:rFonts w:eastAsia="Times New Roman"/>
+          <w:b/>
+          <w:bCs/>
+          <w:lang w:val="uk-UA"/>
+        </w:rPr>
+        <w:t xml:space="preserve"> </w:t>
+      </w:r>
+      <w:proofErr w:type="spellStart"/>
+      <w:r>
+        <w:rPr>
+          <w:rFonts w:eastAsia="Times New Roman"/>
+          <w:b/>
+          <w:bCs/>
+          <w:lang w:val="uk-UA"/>
+        </w:rPr>
+        <w:t>tasks</w:t>
+      </w:r>
+      <w:proofErr w:type="spellEnd"/>
+      <w:r>
+        <w:rPr>
+          <w:rFonts w:eastAsia="Times New Roman"/>
+          <w:b/>
+          <w:bCs/>
+          <w:lang w:val="uk-UA"/>
+        </w:rPr>
+        <w:t>)</w:t>
+      </w:r>
+    </w:p>
+    <w:p>
+      <w:pPr>
         <w:spacing w:line="240" w:lineRule="auto"/>
         <w:ind w:left="720"/>
         <w:jc w:val="center"/>
@@ -7454,20 +7617,70 @@
           <w:lang w:val="uk-UA"/>
         </w:rPr>
       </w:pPr>
+    </w:p>
+    <w:p>
+      <w:pPr>
+        <w:spacing w:line="240" w:lineRule="auto"/>
+        <w:ind w:left="720"/>
+        <w:jc w:val="center"/>
+        <w:rPr>
+          <w:rFonts w:ascii="Times New Roman" w:eastAsia="Times New Roman" w:hAnsi="Times New Roman" w:cs="Times New Roman"/>
+          <w:sz w:val="24"/>
+          <w:szCs w:val="24"/>
+          <w:lang w:val="uk-UA"/>
+        </w:rPr>
+      </w:pPr>
+    </w:p>
+    <w:p>
+      <w:pPr>
+        <w:spacing w:line="240" w:lineRule="auto"/>
+        <w:ind w:left="720"/>
+        <w:rPr>
+          <w:rFonts w:ascii="Times New Roman" w:eastAsia="Times New Roman" w:hAnsi="Times New Roman" w:cs="Times New Roman"/>
+          <w:sz w:val="24"/>
+          <w:szCs w:val="24"/>
+          <w:lang w:val="en-US"/>
+        </w:rPr>
+      </w:pPr>
+    </w:p>
+    <w:p>
+      <w:pPr>
+        <w:spacing w:line="240" w:lineRule="auto"/>
+        <w:ind w:left="720"/>
+        <w:jc w:val="center"/>
+        <w:rPr>
+          <w:rFonts w:ascii="Times New Roman" w:eastAsia="Times New Roman" w:hAnsi="Times New Roman" w:cs="Times New Roman"/>
+          <w:sz w:val="24"/>
+          <w:szCs w:val="24"/>
+          <w:lang w:val="en-US"/>
+        </w:rPr>
+      </w:pPr>
+    </w:p>
+    <w:p>
+      <w:pPr>
+        <w:spacing w:line="240" w:lineRule="auto"/>
+        <w:ind w:left="720"/>
+        <w:jc w:val="center"/>
+        <w:rPr>
+          <w:rFonts w:ascii="Times New Roman" w:eastAsia="Times New Roman" w:hAnsi="Times New Roman" w:cs="Times New Roman"/>
+          <w:sz w:val="24"/>
+          <w:szCs w:val="24"/>
+          <w:lang w:val="uk-UA"/>
+        </w:rPr>
+      </w:pPr>
       <w:r>
         <w:rPr>
           <w:rFonts w:ascii="Times New Roman" w:eastAsia="Times New Roman" w:hAnsi="Times New Roman" w:cs="Times New Roman"/>
           <w:noProof/>
           <w:sz w:val="24"/>
           <w:szCs w:val="24"/>
-          <w:lang w:val="uk-UA"/>
-        </w:rPr>
-        <w:lastRenderedPageBreak/>
+          <w:lang w:val="en-US"/>
+        </w:rPr>
         <w:drawing>
-          <wp:inline distT="0" distB="0" distL="0" distR="0" wp14:anchorId="33097306" wp14:editId="0C8E7411">
-            <wp:extent cx="4397121" cy="6302286"/>
-            <wp:effectExtent l="0" t="0" r="3810" b="3810"/>
-            <wp:docPr id="22" name="Рисунок 22"/>
+          <wp:inline distT="0" distB="0" distL="0" distR="0" wp14:anchorId="67FAA579" wp14:editId="15AB03BA">
+            <wp:extent cx="4328535" cy="6226080"/>
+            <wp:effectExtent l="0" t="0" r="0" b="3810"/>
+            <wp:docPr id="19" name="Рисунок 19"/>
             <wp:cNvGraphicFramePr>
               <a:graphicFrameLocks xmlns:a="http://schemas.openxmlformats.org/drawingml/2006/main" noChangeAspect="1"/>
             </wp:cNvGraphicFramePr>
@@ -7487,7 +7700,7 @@
                   <pic:spPr>
                     <a:xfrm>
                       <a:off x="0" y="0"/>
-                      <a:ext cx="4397121" cy="6302286"/>
+                      <a:ext cx="4328535" cy="6226080"/>
                     </a:xfrm>
                     <a:prstGeom prst="rect">
                       <a:avLst/>
@@ -7499,12 +7712,19 @@
           </wp:inline>
         </w:drawing>
       </w:r>
-      <w:r>
-        <w:rPr>
-          <w:noProof/>
-        </w:rPr>
-        <w:t xml:space="preserve"> </w:t>
-      </w:r>
+    </w:p>
+    <w:p>
+      <w:pPr>
+        <w:spacing w:line="240" w:lineRule="auto"/>
+        <w:ind w:left="720"/>
+        <w:jc w:val="center"/>
+        <w:rPr>
+          <w:rFonts w:ascii="Times New Roman" w:eastAsia="Times New Roman" w:hAnsi="Times New Roman" w:cs="Times New Roman"/>
+          <w:sz w:val="24"/>
+          <w:szCs w:val="24"/>
+          <w:lang w:val="uk-UA"/>
+        </w:rPr>
+      </w:pPr>
       <w:r>
         <w:rPr>
           <w:rFonts w:ascii="Times New Roman" w:eastAsia="Times New Roman" w:hAnsi="Times New Roman" w:cs="Times New Roman"/>
@@ -7515,10 +7735,10 @@
         </w:rPr>
         <w:lastRenderedPageBreak/>
         <w:drawing>
-          <wp:inline distT="0" distB="0" distL="0" distR="0" wp14:anchorId="2D9F25FD" wp14:editId="4D813413">
-            <wp:extent cx="5601185" cy="6378493"/>
-            <wp:effectExtent l="0" t="0" r="0" b="3810"/>
-            <wp:docPr id="23" name="Рисунок 23"/>
+          <wp:inline distT="0" distB="0" distL="0" distR="0" wp14:anchorId="33097306" wp14:editId="0C8E7411">
+            <wp:extent cx="4397121" cy="6302286"/>
+            <wp:effectExtent l="0" t="0" r="3810" b="3810"/>
+            <wp:docPr id="22" name="Рисунок 22"/>
             <wp:cNvGraphicFramePr>
               <a:graphicFrameLocks xmlns:a="http://schemas.openxmlformats.org/drawingml/2006/main" noChangeAspect="1"/>
             </wp:cNvGraphicFramePr>
@@ -7538,6 +7758,57 @@
                   <pic:spPr>
                     <a:xfrm>
                       <a:off x="0" y="0"/>
+                      <a:ext cx="4397121" cy="6302286"/>
+                    </a:xfrm>
+                    <a:prstGeom prst="rect">
+                      <a:avLst/>
+                    </a:prstGeom>
+                  </pic:spPr>
+                </pic:pic>
+              </a:graphicData>
+            </a:graphic>
+          </wp:inline>
+        </w:drawing>
+      </w:r>
+      <w:r>
+        <w:rPr>
+          <w:noProof/>
+        </w:rPr>
+        <w:t xml:space="preserve"> </w:t>
+      </w:r>
+      <w:r>
+        <w:rPr>
+          <w:rFonts w:ascii="Times New Roman" w:eastAsia="Times New Roman" w:hAnsi="Times New Roman" w:cs="Times New Roman"/>
+          <w:noProof/>
+          <w:sz w:val="24"/>
+          <w:szCs w:val="24"/>
+          <w:lang w:val="uk-UA"/>
+        </w:rPr>
+        <w:lastRenderedPageBreak/>
+        <w:drawing>
+          <wp:inline distT="0" distB="0" distL="0" distR="0" wp14:anchorId="2D9F25FD" wp14:editId="4D813413">
+            <wp:extent cx="5601185" cy="6378493"/>
+            <wp:effectExtent l="0" t="0" r="0" b="3810"/>
+            <wp:docPr id="23" name="Рисунок 23"/>
+            <wp:cNvGraphicFramePr>
+              <a:graphicFrameLocks xmlns:a="http://schemas.openxmlformats.org/drawingml/2006/main" noChangeAspect="1"/>
+            </wp:cNvGraphicFramePr>
+            <a:graphic xmlns:a="http://schemas.openxmlformats.org/drawingml/2006/main">
+              <a:graphicData uri="http://schemas.openxmlformats.org/drawingml/2006/picture">
+                <pic:pic xmlns:pic="http://schemas.openxmlformats.org/drawingml/2006/picture">
+                  <pic:nvPicPr>
+                    <pic:cNvPr id="1" name=""/>
+                    <pic:cNvPicPr/>
+                  </pic:nvPicPr>
+                  <pic:blipFill>
+                    <a:blip r:embed="rId19"/>
+                    <a:stretch>
+                      <a:fillRect/>
+                    </a:stretch>
+                  </pic:blipFill>
+                  <pic:spPr>
+                    <a:xfrm>
+                      <a:off x="0" y="0"/>
                       <a:ext cx="5601185" cy="6378493"/>
                     </a:xfrm>
                     <a:prstGeom prst="rect">
@@ -7729,7 +8000,7 @@
           <w:szCs w:val="26"/>
           <w:lang w:val="ru-RU"/>
         </w:rPr>
-        <w:t>3</w:t>
+        <w:t>4</w:t>
       </w:r>
       <w:r>
         <w:rPr>
@@ -11866,7 +12137,7 @@
           <w:lang w:val="uk-UA"/>
         </w:rPr>
       </w:pPr>
-      <w:hyperlink r:id="rId19" w:anchor="diff-854a91745d746704e1b5e5b1089d7241a927675e2f442ef8a98059c5b5d45b82" w:history="1">
+      <w:hyperlink r:id="rId20" w:anchor="diff-854a91745d746704e1b5e5b1089d7241a927675e2f442ef8a98059c5b5d45b82" w:history="1">
         <w:r>
           <w:rPr>
             <w:rStyle w:val="a7"/>
@@ -11938,7 +12209,7 @@
                     <pic:cNvPicPr/>
                   </pic:nvPicPr>
                   <pic:blipFill>
-                    <a:blip r:embed="rId20"/>
+                    <a:blip r:embed="rId21"/>
                     <a:stretch>
                       <a:fillRect/>
                     </a:stretch>
@@ -13237,7 +13508,7 @@
           <w:lang w:val="en-US"/>
         </w:rPr>
       </w:pPr>
-      <w:hyperlink r:id="rId21" w:anchor="diff-901c177f4abea119f9cabf1826331a2504aacca21a51209093f9c8fa0c392e45" w:history="1">
+      <w:hyperlink r:id="rId22" w:anchor="diff-901c177f4abea119f9cabf1826331a2504aacca21a51209093f9c8fa0c392e45" w:history="1">
         <w:proofErr w:type="spellStart"/>
         <w:r>
           <w:rPr>
@@ -13311,7 +13582,7 @@
                     <pic:cNvPicPr/>
                   </pic:nvPicPr>
                   <pic:blipFill>
-                    <a:blip r:embed="rId22"/>
+                    <a:blip r:embed="rId23"/>
                     <a:stretch>
                       <a:fillRect/>
                     </a:stretch>
@@ -15009,7 +15280,7 @@
           <w:lang w:val="en-US"/>
         </w:rPr>
       </w:pPr>
-      <w:hyperlink r:id="rId23" w:anchor="diff-25dbe4bb948da48667e2430c1772296d50a3ae5dc60c51e3e276eab0a973ad76" w:history="1">
+      <w:hyperlink r:id="rId24" w:anchor="diff-25dbe4bb948da48667e2430c1772296d50a3ae5dc60c51e3e276eab0a973ad76" w:history="1">
         <w:proofErr w:type="spellStart"/>
         <w:r>
           <w:rPr>
@@ -15082,7 +15353,7 @@
                     <pic:cNvPicPr/>
                   </pic:nvPicPr>
                   <pic:blipFill>
-                    <a:blip r:embed="rId24"/>
+                    <a:blip r:embed="rId25"/>
                     <a:stretch>
                       <a:fillRect/>
                     </a:stretch>
@@ -20644,7 +20915,7 @@
           <w:lang w:val="en-US"/>
         </w:rPr>
       </w:pPr>
-      <w:hyperlink r:id="rId25" w:anchor="diff-581b52a04c83b54d13d1155603b161ac836dc7a99637246618fa65732a1e1830" w:history="1">
+      <w:hyperlink r:id="rId26" w:anchor="diff-581b52a04c83b54d13d1155603b161ac836dc7a99637246618fa65732a1e1830" w:history="1">
         <w:proofErr w:type="spellStart"/>
         <w:r>
           <w:rPr>
@@ -20754,7 +21025,7 @@
                     <pic:cNvPicPr/>
                   </pic:nvPicPr>
                   <pic:blipFill>
-                    <a:blip r:embed="rId26"/>
+                    <a:blip r:embed="rId27"/>
                     <a:stretch>
                       <a:fillRect/>
                     </a:stretch>
@@ -20951,7 +21222,7 @@
           <w:lang w:val="en-US"/>
         </w:rPr>
       </w:pPr>
-      <w:hyperlink r:id="rId27" w:history="1">
+      <w:hyperlink r:id="rId28" w:history="1">
         <w:r>
           <w:rPr>
             <w:rStyle w:val="a7"/>
@@ -21856,7 +22127,7 @@
           <w:lang w:val="ru-RU"/>
         </w:rPr>
       </w:pPr>
-      <w:hyperlink r:id="rId28" w:anchor="diff-581b52a04c83b54d13d1155603b161ac836dc7a99637246618fa65732a1e1830" w:history="1">
+      <w:hyperlink r:id="rId29" w:anchor="diff-581b52a04c83b54d13d1155603b161ac836dc7a99637246618fa65732a1e1830" w:history="1">
         <w:r>
           <w:rPr>
             <w:rStyle w:val="a7"/>
@@ -21930,7 +22201,7 @@
                     <pic:cNvPicPr/>
                   </pic:nvPicPr>
                   <pic:blipFill>
-                    <a:blip r:embed="rId29"/>
+                    <a:blip r:embed="rId30"/>
                     <a:stretch>
                       <a:fillRect/>
                     </a:stretch>
@@ -21970,7 +22241,7 @@
           <w:lang w:val="en-US"/>
         </w:rPr>
       </w:pPr>
-      <w:hyperlink r:id="rId30" w:history="1">
+      <w:hyperlink r:id="rId31" w:history="1">
         <w:r>
           <w:rPr>
             <w:rStyle w:val="a7"/>
@@ -24096,7 +24367,7 @@
           <w:lang w:val="uk-UA"/>
         </w:rPr>
       </w:pPr>
-      <w:hyperlink r:id="rId31" w:anchor="diff-13a3d38d950728daca03140ac7adae1aedaa472eac16bce78d6f33732cd657fd" w:history="1">
+      <w:hyperlink r:id="rId32" w:anchor="diff-13a3d38d950728daca03140ac7adae1aedaa472eac16bce78d6f33732cd657fd" w:history="1">
         <w:proofErr w:type="spellStart"/>
         <w:r>
           <w:rPr>
@@ -24184,7 +24455,7 @@
                     <pic:cNvPicPr/>
                   </pic:nvPicPr>
                   <pic:blipFill>
-                    <a:blip r:embed="rId32"/>
+                    <a:blip r:embed="rId33"/>
                     <a:stretch>
                       <a:fillRect/>
                     </a:stretch>
@@ -24245,7 +24516,7 @@
                     <pic:cNvPicPr/>
                   </pic:nvPicPr>
                   <pic:blipFill>
-                    <a:blip r:embed="rId33"/>
+                    <a:blip r:embed="rId34"/>
                     <a:stretch>
                       <a:fillRect/>
                     </a:stretch>
@@ -24298,7 +24569,7 @@
           <w:lang w:val="en-US"/>
         </w:rPr>
       </w:pPr>
-      <w:hyperlink r:id="rId34" w:history="1">
+      <w:hyperlink r:id="rId35" w:history="1">
         <w:r>
           <w:rPr>
             <w:rStyle w:val="a7"/>
@@ -25680,7 +25951,7 @@
           <w:lang w:val="uk-UA"/>
         </w:rPr>
       </w:pPr>
-      <w:hyperlink r:id="rId35" w:anchor="diff-682e2c2d0452565f3c62df8a1107817d94ea1249bfaa6762be66d12856a1a4a5" w:history="1">
+      <w:hyperlink r:id="rId36" w:anchor="diff-682e2c2d0452565f3c62df8a1107817d94ea1249bfaa6762be66d12856a1a4a5" w:history="1">
         <w:r>
           <w:rPr>
             <w:rStyle w:val="a7"/>
@@ -25752,7 +26023,7 @@
                     <pic:cNvPicPr/>
                   </pic:nvPicPr>
                   <pic:blipFill>
-                    <a:blip r:embed="rId36"/>
+                    <a:blip r:embed="rId37"/>
                     <a:stretch>
                       <a:fillRect/>
                     </a:stretch>
@@ -25800,7 +26071,7 @@
                     <pic:cNvPicPr/>
                   </pic:nvPicPr>
                   <pic:blipFill>
-                    <a:blip r:embed="rId37"/>
+                    <a:blip r:embed="rId38"/>
                     <a:stretch>
                       <a:fillRect/>
                     </a:stretch>
@@ -27363,7 +27634,7 @@
           <w:lang w:val="en-US"/>
         </w:rPr>
       </w:pPr>
-      <w:hyperlink r:id="rId38" w:anchor="diff-1f1371435bc2484cfb581eaa6869d47cc5ab70732ceccf37f9285e01e47971e8" w:history="1">
+      <w:hyperlink r:id="rId39" w:anchor="diff-1f1371435bc2484cfb581eaa6869d47cc5ab70732ceccf37f9285e01e47971e8" w:history="1">
         <w:r>
           <w:rPr>
             <w:rStyle w:val="a7"/>
@@ -27436,7 +27707,7 @@
                     <pic:cNvPicPr/>
                   </pic:nvPicPr>
                   <pic:blipFill>
-                    <a:blip r:embed="rId39"/>
+                    <a:blip r:embed="rId40"/>
                     <a:stretch>
                       <a:fillRect/>
                     </a:stretch>
@@ -27479,7 +27750,7 @@
         <w:pStyle w:val="2"/>
         <w:numPr>
           <w:ilvl w:val="0"/>
-          <w:numId w:val="22"/>
+          <w:numId w:val="31"/>
         </w:numPr>
         <w:spacing w:before="40" w:after="0"/>
         <w:jc w:val="both"/>
@@ -27557,47 +27828,6 @@
             <wp:extent cx="3987165" cy="8860790"/>
             <wp:effectExtent l="0" t="0" r="0" b="0"/>
             <wp:docPr id="2" name="Рисунок 2"/>
-            <wp:cNvGraphicFramePr>
-              <a:graphicFrameLocks xmlns:a="http://schemas.openxmlformats.org/drawingml/2006/main" noChangeAspect="1"/>
-            </wp:cNvGraphicFramePr>
-            <a:graphic xmlns:a="http://schemas.openxmlformats.org/drawingml/2006/main">
-              <a:graphicData uri="http://schemas.openxmlformats.org/drawingml/2006/picture">
-                <pic:pic xmlns:pic="http://schemas.openxmlformats.org/drawingml/2006/picture">
-                  <pic:nvPicPr>
-                    <pic:cNvPr id="1" name=""/>
-                    <pic:cNvPicPr/>
-                  </pic:nvPicPr>
-                  <pic:blipFill>
-                    <a:blip r:embed="rId40"/>
-                    <a:stretch>
-                      <a:fillRect/>
-                    </a:stretch>
-                  </pic:blipFill>
-                  <pic:spPr>
-                    <a:xfrm>
-                      <a:off x="0" y="0"/>
-                      <a:ext cx="3987165" cy="8860790"/>
-                    </a:xfrm>
-                    <a:prstGeom prst="rect">
-                      <a:avLst/>
-                    </a:prstGeom>
-                  </pic:spPr>
-                </pic:pic>
-              </a:graphicData>
-            </a:graphic>
-          </wp:inline>
-        </w:drawing>
-      </w:r>
-      <w:r>
-        <w:rPr>
-          <w:noProof/>
-        </w:rPr>
-        <w:lastRenderedPageBreak/>
-        <w:drawing>
-          <wp:inline distT="0" distB="0" distL="0" distR="0" wp14:anchorId="7569272A" wp14:editId="5E105B56">
-            <wp:extent cx="3987165" cy="8860790"/>
-            <wp:effectExtent l="0" t="0" r="0" b="0"/>
-            <wp:docPr id="3" name="Рисунок 3"/>
             <wp:cNvGraphicFramePr>
               <a:graphicFrameLocks xmlns:a="http://schemas.openxmlformats.org/drawingml/2006/main" noChangeAspect="1"/>
             </wp:cNvGraphicFramePr>
@@ -27629,6 +27859,47 @@
           </wp:inline>
         </w:drawing>
       </w:r>
+      <w:r>
+        <w:rPr>
+          <w:noProof/>
+        </w:rPr>
+        <w:lastRenderedPageBreak/>
+        <w:drawing>
+          <wp:inline distT="0" distB="0" distL="0" distR="0" wp14:anchorId="7569272A" wp14:editId="5E105B56">
+            <wp:extent cx="3987165" cy="8860790"/>
+            <wp:effectExtent l="0" t="0" r="0" b="0"/>
+            <wp:docPr id="3" name="Рисунок 3"/>
+            <wp:cNvGraphicFramePr>
+              <a:graphicFrameLocks xmlns:a="http://schemas.openxmlformats.org/drawingml/2006/main" noChangeAspect="1"/>
+            </wp:cNvGraphicFramePr>
+            <a:graphic xmlns:a="http://schemas.openxmlformats.org/drawingml/2006/main">
+              <a:graphicData uri="http://schemas.openxmlformats.org/drawingml/2006/picture">
+                <pic:pic xmlns:pic="http://schemas.openxmlformats.org/drawingml/2006/picture">
+                  <pic:nvPicPr>
+                    <pic:cNvPr id="1" name=""/>
+                    <pic:cNvPicPr/>
+                  </pic:nvPicPr>
+                  <pic:blipFill>
+                    <a:blip r:embed="rId42"/>
+                    <a:stretch>
+                      <a:fillRect/>
+                    </a:stretch>
+                  </pic:blipFill>
+                  <pic:spPr>
+                    <a:xfrm>
+                      <a:off x="0" y="0"/>
+                      <a:ext cx="3987165" cy="8860790"/>
+                    </a:xfrm>
+                    <a:prstGeom prst="rect">
+                      <a:avLst/>
+                    </a:prstGeom>
+                  </pic:spPr>
+                </pic:pic>
+              </a:graphicData>
+            </a:graphic>
+          </wp:inline>
+        </w:drawing>
+      </w:r>
     </w:p>
     <w:p>
       <w:pPr>
@@ -27707,7 +27978,7 @@
                     </pic:cNvPicPr>
                   </pic:nvPicPr>
                   <pic:blipFill>
-                    <a:blip r:embed="rId42"/>
+                    <a:blip r:embed="rId43"/>
                     <a:stretch>
                       <a:fillRect/>
                     </a:stretch>
@@ -28559,8 +28830,8 @@
     </w:p>
     <w:p/>
     <w:sectPr>
-      <w:headerReference w:type="first" r:id="rId43"/>
-      <w:footerReference w:type="first" r:id="rId44"/>
+      <w:headerReference w:type="first" r:id="rId44"/>
+      <w:footerReference w:type="first" r:id="rId45"/>
       <w:pgSz w:w="11909" w:h="16834"/>
       <w:pgMar w:top="1440" w:right="1440" w:bottom="1440" w:left="1440" w:header="720" w:footer="720" w:gutter="0"/>
       <w:pgNumType w:start="1"/>
@@ -30666,6 +30937,95 @@
     </w:lvl>
   </w:abstractNum>
   <w:abstractNum w:abstractNumId="16" w15:restartNumberingAfterBreak="0">
+    <w:nsid w:val="361D2E9A"/>
+    <w:multiLevelType w:val="hybridMultilevel"/>
+    <w:tmpl w:val="6D98ED56"/>
+    <w:lvl w:ilvl="0" w:tplc="0422000F">
+      <w:start w:val="5"/>
+      <w:numFmt w:val="decimal"/>
+      <w:lvlText w:val="%1."/>
+      <w:lvlJc w:val="left"/>
+      <w:pPr>
+        <w:ind w:left="720" w:hanging="360"/>
+      </w:pPr>
+      <w:rPr>
+        <w:rFonts w:hint="default"/>
+      </w:rPr>
+    </w:lvl>
+    <w:lvl w:ilvl="1" w:tplc="04220019" w:tentative="1">
+      <w:start w:val="1"/>
+      <w:numFmt w:val="lowerLetter"/>
+      <w:lvlText w:val="%2."/>
+      <w:lvlJc w:val="left"/>
+      <w:pPr>
+        <w:ind w:left="1440" w:hanging="360"/>
+      </w:pPr>
+    </w:lvl>
+    <w:lvl w:ilvl="2" w:tplc="0422001B" w:tentative="1">
+      <w:start w:val="1"/>
+      <w:numFmt w:val="lowerRoman"/>
+      <w:lvlText w:val="%3."/>
+      <w:lvlJc w:val="right"/>
+      <w:pPr>
+        <w:ind w:left="2160" w:hanging="180"/>
+      </w:pPr>
+    </w:lvl>
+    <w:lvl w:ilvl="3" w:tplc="0422000F" w:tentative="1">
+      <w:start w:val="1"/>
+      <w:numFmt w:val="decimal"/>
+      <w:lvlText w:val="%4."/>
+      <w:lvlJc w:val="left"/>
+      <w:pPr>
+        <w:ind w:left="2880" w:hanging="360"/>
+      </w:pPr>
+    </w:lvl>
+    <w:lvl w:ilvl="4" w:tplc="04220019" w:tentative="1">
+      <w:start w:val="1"/>
+      <w:numFmt w:val="lowerLetter"/>
+      <w:lvlText w:val="%5."/>
+      <w:lvlJc w:val="left"/>
+      <w:pPr>
+        <w:ind w:left="3600" w:hanging="360"/>
+      </w:pPr>
+    </w:lvl>
+    <w:lvl w:ilvl="5" w:tplc="0422001B" w:tentative="1">
+      <w:start w:val="1"/>
+      <w:numFmt w:val="lowerRoman"/>
+      <w:lvlText w:val="%6."/>
+      <w:lvlJc w:val="right"/>
+      <w:pPr>
+        <w:ind w:left="4320" w:hanging="180"/>
+      </w:pPr>
+    </w:lvl>
+    <w:lvl w:ilvl="6" w:tplc="0422000F" w:tentative="1">
+      <w:start w:val="1"/>
+      <w:numFmt w:val="decimal"/>
+      <w:lvlText w:val="%7."/>
+      <w:lvlJc w:val="left"/>
+      <w:pPr>
+        <w:ind w:left="5040" w:hanging="360"/>
+      </w:pPr>
+    </w:lvl>
+    <w:lvl w:ilvl="7" w:tplc="04220019" w:tentative="1">
+      <w:start w:val="1"/>
+      <w:numFmt w:val="lowerLetter"/>
+      <w:lvlText w:val="%8."/>
+      <w:lvlJc w:val="left"/>
+      <w:pPr>
+        <w:ind w:left="5760" w:hanging="360"/>
+      </w:pPr>
+    </w:lvl>
+    <w:lvl w:ilvl="8" w:tplc="0422001B" w:tentative="1">
+      <w:start w:val="1"/>
+      <w:numFmt w:val="lowerRoman"/>
+      <w:lvlText w:val="%9."/>
+      <w:lvlJc w:val="right"/>
+      <w:pPr>
+        <w:ind w:left="6480" w:hanging="180"/>
+      </w:pPr>
+    </w:lvl>
+  </w:abstractNum>
+  <w:abstractNum w:abstractNumId="17" w15:restartNumberingAfterBreak="0">
     <w:nsid w:val="396C2283"/>
     <w:multiLevelType w:val="multilevel"/>
     <w:tmpl w:val="725E057E"/>
@@ -30814,7 +31174,7 @@
       </w:rPr>
     </w:lvl>
   </w:abstractNum>
-  <w:abstractNum w:abstractNumId="17" w15:restartNumberingAfterBreak="0">
+  <w:abstractNum w:abstractNumId="18" w15:restartNumberingAfterBreak="0">
     <w:nsid w:val="3BB70A99"/>
     <w:multiLevelType w:val="multilevel"/>
     <w:tmpl w:val="8E2818E4"/>
@@ -30963,7 +31323,7 @@
       </w:rPr>
     </w:lvl>
   </w:abstractNum>
-  <w:abstractNum w:abstractNumId="18" w15:restartNumberingAfterBreak="0">
+  <w:abstractNum w:abstractNumId="19" w15:restartNumberingAfterBreak="0">
     <w:nsid w:val="410D3EB9"/>
     <w:multiLevelType w:val="multilevel"/>
     <w:tmpl w:val="17E6363A"/>
@@ -31076,7 +31436,7 @@
       </w:rPr>
     </w:lvl>
   </w:abstractNum>
-  <w:abstractNum w:abstractNumId="19" w15:restartNumberingAfterBreak="0">
+  <w:abstractNum w:abstractNumId="20" w15:restartNumberingAfterBreak="0">
     <w:nsid w:val="4273671D"/>
     <w:multiLevelType w:val="multilevel"/>
     <w:tmpl w:val="30BA95CA"/>
@@ -31189,7 +31549,7 @@
       </w:rPr>
     </w:lvl>
   </w:abstractNum>
-  <w:abstractNum w:abstractNumId="20" w15:restartNumberingAfterBreak="0">
+  <w:abstractNum w:abstractNumId="21" w15:restartNumberingAfterBreak="0">
     <w:nsid w:val="48F824D3"/>
     <w:multiLevelType w:val="multilevel"/>
     <w:tmpl w:val="EE84DFE8"/>
@@ -31338,7 +31698,7 @@
       </w:rPr>
     </w:lvl>
   </w:abstractNum>
-  <w:abstractNum w:abstractNumId="21" w15:restartNumberingAfterBreak="0">
+  <w:abstractNum w:abstractNumId="22" w15:restartNumberingAfterBreak="0">
     <w:nsid w:val="4D0A5094"/>
     <w:multiLevelType w:val="multilevel"/>
     <w:tmpl w:val="E64ECBA8"/>
@@ -31451,7 +31811,7 @@
       </w:rPr>
     </w:lvl>
   </w:abstractNum>
-  <w:abstractNum w:abstractNumId="22" w15:restartNumberingAfterBreak="0">
+  <w:abstractNum w:abstractNumId="23" w15:restartNumberingAfterBreak="0">
     <w:nsid w:val="4EF14B97"/>
     <w:multiLevelType w:val="multilevel"/>
     <w:tmpl w:val="2F2C194A"/>
@@ -31564,7 +31924,7 @@
       </w:rPr>
     </w:lvl>
   </w:abstractNum>
-  <w:abstractNum w:abstractNumId="23" w15:restartNumberingAfterBreak="0">
+  <w:abstractNum w:abstractNumId="24" w15:restartNumberingAfterBreak="0">
     <w:nsid w:val="54B44907"/>
     <w:multiLevelType w:val="multilevel"/>
     <w:tmpl w:val="CDE0AE6A"/>
@@ -31713,7 +32073,7 @@
       </w:rPr>
     </w:lvl>
   </w:abstractNum>
-  <w:abstractNum w:abstractNumId="24" w15:restartNumberingAfterBreak="0">
+  <w:abstractNum w:abstractNumId="25" w15:restartNumberingAfterBreak="0">
     <w:nsid w:val="61C21F64"/>
     <w:multiLevelType w:val="multilevel"/>
     <w:tmpl w:val="032864EA"/>
@@ -31826,7 +32186,7 @@
       </w:rPr>
     </w:lvl>
   </w:abstractNum>
-  <w:abstractNum w:abstractNumId="25" w15:restartNumberingAfterBreak="0">
+  <w:abstractNum w:abstractNumId="26" w15:restartNumberingAfterBreak="0">
     <w:nsid w:val="76AF7172"/>
     <w:multiLevelType w:val="multilevel"/>
     <w:tmpl w:val="F9E42682"/>
@@ -31975,7 +32335,7 @@
       </w:rPr>
     </w:lvl>
   </w:abstractNum>
-  <w:abstractNum w:abstractNumId="26" w15:restartNumberingAfterBreak="0">
+  <w:abstractNum w:abstractNumId="27" w15:restartNumberingAfterBreak="0">
     <w:nsid w:val="7BF94831"/>
     <w:multiLevelType w:val="multilevel"/>
     <w:tmpl w:val="749C1C62"/>
@@ -32088,7 +32448,7 @@
       </w:rPr>
     </w:lvl>
   </w:abstractNum>
-  <w:abstractNum w:abstractNumId="27" w15:restartNumberingAfterBreak="0">
+  <w:abstractNum w:abstractNumId="28" w15:restartNumberingAfterBreak="0">
     <w:nsid w:val="7D142AC2"/>
     <w:multiLevelType w:val="multilevel"/>
     <w:tmpl w:val="2E08426E"/>
@@ -32201,7 +32561,7 @@
       </w:rPr>
     </w:lvl>
   </w:abstractNum>
-  <w:abstractNum w:abstractNumId="28" w15:restartNumberingAfterBreak="0">
+  <w:abstractNum w:abstractNumId="29" w15:restartNumberingAfterBreak="0">
     <w:nsid w:val="7F5A618F"/>
     <w:multiLevelType w:val="multilevel"/>
     <w:tmpl w:val="090C8F42"/>
@@ -32315,13 +32675,13 @@
     </w:lvl>
   </w:abstractNum>
   <w:num w:numId="1" w16cid:durableId="1114057208">
-    <w:abstractNumId w:val="22"/>
+    <w:abstractNumId w:val="23"/>
   </w:num>
   <w:num w:numId="2" w16cid:durableId="1316647215">
     <w:abstractNumId w:val="9"/>
   </w:num>
   <w:num w:numId="3" w16cid:durableId="881552515">
-    <w:abstractNumId w:val="18"/>
+    <w:abstractNumId w:val="19"/>
   </w:num>
   <w:num w:numId="4" w16cid:durableId="413207585">
     <w:abstractNumId w:val="8"/>
@@ -32330,13 +32690,13 @@
     <w:abstractNumId w:val="10"/>
   </w:num>
   <w:num w:numId="6" w16cid:durableId="1380593256">
-    <w:abstractNumId w:val="26"/>
+    <w:abstractNumId w:val="27"/>
   </w:num>
   <w:num w:numId="7" w16cid:durableId="31156430">
     <w:abstractNumId w:val="11"/>
   </w:num>
   <w:num w:numId="8" w16cid:durableId="237987209">
-    <w:abstractNumId w:val="24"/>
+    <w:abstractNumId w:val="25"/>
   </w:num>
   <w:num w:numId="9" w16cid:durableId="865411633">
     <w:abstractNumId w:val="4"/>
@@ -32345,10 +32705,10 @@
     <w:abstractNumId w:val="0"/>
   </w:num>
   <w:num w:numId="11" w16cid:durableId="468667713">
-    <w:abstractNumId w:val="27"/>
+    <w:abstractNumId w:val="28"/>
   </w:num>
   <w:num w:numId="12" w16cid:durableId="1782994759">
-    <w:abstractNumId w:val="28"/>
+    <w:abstractNumId w:val="29"/>
   </w:num>
   <w:num w:numId="13" w16cid:durableId="174851356">
     <w:abstractNumId w:val="5"/>
@@ -32357,25 +32717,25 @@
     <w:abstractNumId w:val="14"/>
   </w:num>
   <w:num w:numId="15" w16cid:durableId="2145732599">
-    <w:abstractNumId w:val="19"/>
+    <w:abstractNumId w:val="20"/>
   </w:num>
   <w:num w:numId="16" w16cid:durableId="1811286303">
-    <w:abstractNumId w:val="21"/>
+    <w:abstractNumId w:val="22"/>
   </w:num>
   <w:num w:numId="17" w16cid:durableId="847061875">
     <w:abstractNumId w:val="15"/>
   </w:num>
   <w:num w:numId="18" w16cid:durableId="469441077">
-    <w:abstractNumId w:val="17"/>
+    <w:abstractNumId w:val="18"/>
   </w:num>
   <w:num w:numId="19" w16cid:durableId="1054933853">
-    <w:abstractNumId w:val="20"/>
+    <w:abstractNumId w:val="21"/>
   </w:num>
   <w:num w:numId="20" w16cid:durableId="2026903965">
     <w:abstractNumId w:val="12"/>
   </w:num>
   <w:num w:numId="21" w16cid:durableId="1647659153">
-    <w:abstractNumId w:val="25"/>
+    <w:abstractNumId w:val="26"/>
   </w:num>
   <w:num w:numId="22" w16cid:durableId="1336687311">
     <w:abstractNumId w:val="13"/>
@@ -32387,7 +32747,7 @@
     <w:abstractNumId w:val="2"/>
   </w:num>
   <w:num w:numId="25" w16cid:durableId="1414668959">
-    <w:abstractNumId w:val="23"/>
+    <w:abstractNumId w:val="24"/>
   </w:num>
   <w:num w:numId="26" w16cid:durableId="1951276921">
     <w:abstractNumId w:val="6"/>
@@ -32399,19 +32759,13 @@
     <w:abstractNumId w:val="1"/>
   </w:num>
   <w:num w:numId="29" w16cid:durableId="114063501">
-    <w:abstractNumId w:val="16"/>
+    <w:abstractNumId w:val="17"/>
   </w:num>
   <w:num w:numId="30" w16cid:durableId="829559881">
     <w:abstractNumId w:val="9"/>
-    <w:lvlOverride w:ilvl="0"/>
-    <w:lvlOverride w:ilvl="1"/>
-    <w:lvlOverride w:ilvl="2"/>
-    <w:lvlOverride w:ilvl="3"/>
-    <w:lvlOverride w:ilvl="4"/>
-    <w:lvlOverride w:ilvl="5"/>
-    <w:lvlOverride w:ilvl="6"/>
-    <w:lvlOverride w:ilvl="7"/>
-    <w:lvlOverride w:ilvl="8"/>
+  </w:num>
+  <w:num w:numId="31" w16cid:durableId="1662493">
+    <w:abstractNumId w:val="16"/>
   </w:num>
 </w:numbering>
 </file>
@@ -32814,7 +33168,7 @@
   <w:style w:type="paragraph" w:default="1" w:styleId="a">
     <w:name w:val="Normal"/>
     <w:qFormat/>
-    <w:rsid w:val="007530F5"/>
+    <w:rsid w:val="00014394"/>
   </w:style>
   <w:style w:type="paragraph" w:styleId="1">
     <w:name w:val="heading 1"/>
@@ -32932,6 +33286,7 @@
   <w:style w:type="character" w:default="1" w:styleId="a0">
     <w:name w:val="Default Paragraph Font"/>
     <w:uiPriority w:val="1"/>
+    <w:semiHidden/>
     <w:unhideWhenUsed/>
   </w:style>
   <w:style w:type="table" w:default="1" w:styleId="a1">
